--- a/backend-exhibits/Dropbox to Mydrive Standard Plan -  Not Include (1).docx
+++ b/backend-exhibits/Dropbox to Mydrive Standard Plan -  Not Include (1).docx
@@ -45,14 +45,14 @@
               <w:ind w:left="53"/>
               <w:jc w:val="center"/>
               <w:rPr>
-                <w:rFonts w:ascii="Arial" w:hAnsi="Arial" w:cs="Arial"/>
+                <w:rFonts w:ascii="Arial" w:hAnsi="Arial" w:cs="Arial" w:eastAsia="Arial"/>
                 <w:sz w:val="21"/>
                 <w:szCs w:val="21"/>
               </w:rPr>
             </w:pPr>
             <w:r>
               <w:rPr>
-                <w:rFonts w:ascii="Arial" w:eastAsia="Arial" w:hAnsi="Arial" w:cs="Arial"/>
+                <w:rFonts w:ascii="Arial" w:hAnsi="Arial" w:cs="Arial" w:eastAsia="Arial"/>
                 <w:b/>
                 <w:sz w:val="21"/>
                 <w:szCs w:val="21"/>
@@ -61,7 +61,7 @@
             </w:r>
             <w:r>
               <w:rPr>
-                <w:rFonts w:ascii="Arial" w:eastAsia="Arial" w:hAnsi="Arial" w:cs="Arial"/>
+                <w:rFonts w:ascii="Arial" w:hAnsi="Arial" w:cs="Arial" w:eastAsia="Arial"/>
                 <w:b/>
                 <w:sz w:val="21"/>
                 <w:szCs w:val="21"/>
@@ -70,7 +70,7 @@
             </w:r>
             <w:r>
               <w:rPr>
-                <w:rFonts w:ascii="Arial" w:eastAsia="Arial" w:hAnsi="Arial" w:cs="Arial"/>
+                <w:rFonts w:ascii="Arial" w:hAnsi="Arial" w:cs="Arial" w:eastAsia="Arial"/>
                 <w:b/>
                 <w:sz w:val="21"/>
                 <w:szCs w:val="21"/>
@@ -99,14 +99,14 @@
               <w:ind w:left="3"/>
               <w:jc w:val="center"/>
               <w:rPr>
-                <w:rFonts w:ascii="Arial" w:hAnsi="Arial" w:cs="Arial"/>
+                <w:rFonts w:ascii="Arial" w:hAnsi="Arial" w:cs="Arial" w:eastAsia="Arial"/>
                 <w:sz w:val="21"/>
                 <w:szCs w:val="21"/>
               </w:rPr>
             </w:pPr>
             <w:r>
               <w:rPr>
-                <w:rFonts w:ascii="Arial" w:hAnsi="Arial" w:cs="Arial"/>
+                <w:rFonts w:ascii="Arial" w:hAnsi="Arial" w:cs="Arial" w:eastAsia="Arial"/>
                 <w:sz w:val="21"/>
                 <w:szCs w:val="21"/>
               </w:rPr>
@@ -127,14 +127,14 @@
           <w:p>
             <w:pPr>
               <w:rPr>
-                <w:rFonts w:ascii="Arial" w:hAnsi="Arial" w:cs="Arial"/>
+                <w:rFonts w:ascii="Arial" w:hAnsi="Arial" w:cs="Arial" w:eastAsia="Arial"/>
                 <w:sz w:val="21"/>
                 <w:szCs w:val="21"/>
               </w:rPr>
             </w:pPr>
             <w:r>
               <w:rPr>
-                <w:rFonts w:ascii="Arial" w:hAnsi="Arial" w:cs="Arial"/>
+                <w:rFonts w:ascii="Arial" w:hAnsi="Arial" w:cs="Arial" w:eastAsia="Arial"/>
                 <w:sz w:val="21"/>
                 <w:szCs w:val="21"/>
               </w:rPr>
@@ -159,10 +159,10 @@
   <w:docDefaults>
     <w:rPrDefault>
       <w:rPr>
-        <w:rFonts w:asciiTheme="minorHAnsi" w:eastAsiaTheme="minorEastAsia" w:hAnsiTheme="minorHAnsi" w:cstheme="minorBidi"/>
+        <w:rFonts w:ascii="Arial" w:hAnsi="Arial" w:cs="Arial" w:eastAsia="Arial"/>
         <w:kern w:val="2"/>
-        <w:sz w:val="24"/>
-        <w:szCs w:val="24"/>
+        <w:sz w:val="21"/>
+        <w:szCs w:val="21"/>
         <w:lang w:val="en-IN" w:eastAsia="en-IN" w:bidi="ar-SA"/>
         <w14:ligatures w14:val="standardContextual"/>
       </w:rPr>
@@ -558,9 +558,9 @@
       <w:spacing w:line="259" w:lineRule="auto"/>
     </w:pPr>
     <w:rPr>
-      <w:rFonts w:ascii="Calibri" w:eastAsia="Calibri" w:hAnsi="Calibri" w:cs="Calibri"/>
+      <w:rFonts w:ascii="Arial" w:hAnsi="Arial" w:cs="Arial" w:eastAsia="Arial"/>
       <w:color w:val="000000"/>
-      <w:sz w:val="22"/>
+      <w:sz w:val="21"/>
     </w:rPr>
   </w:style>
   <w:style w:type="character" w:default="1" w:styleId="DefaultParagraphFont">
